--- a/reports/check-list.docx
+++ b/reports/check-list.docx
@@ -12,11 +12,11 @@
         <w:tblLook w:val="04A0" w:firstRow="1" w:lastRow="0" w:firstColumn="1" w:lastColumn="0" w:noHBand="0" w:noVBand="1"/>
       </w:tblPr>
       <w:tblGrid>
-        <w:gridCol w:w="1869"/>
-        <w:gridCol w:w="1869"/>
-        <w:gridCol w:w="1869"/>
-        <w:gridCol w:w="1869"/>
-        <w:gridCol w:w="1869"/>
+        <w:gridCol w:w="1915"/>
+        <w:gridCol w:w="1607"/>
+        <w:gridCol w:w="2198"/>
+        <w:gridCol w:w="1845"/>
+        <w:gridCol w:w="1780"/>
       </w:tblGrid>
       <w:tr>
         <w:trPr>
@@ -24,7 +24,7 @@
         </w:trPr>
         <w:tc>
           <w:tcPr>
-            <w:tcW w:w="1869" w:type="dxa"/>
+            <w:tcW w:w="1915" w:type="dxa"/>
             <w:vAlign w:val="bottom"/>
           </w:tcPr>
           <w:p>
@@ -36,7 +36,7 @@
         </w:tc>
         <w:tc>
           <w:tcPr>
-            <w:tcW w:w="1869" w:type="dxa"/>
+            <w:tcW w:w="1607" w:type="dxa"/>
           </w:tcPr>
           <w:p>
             <w:r>
@@ -46,7 +46,7 @@
         </w:tc>
         <w:tc>
           <w:tcPr>
-            <w:tcW w:w="1869" w:type="dxa"/>
+            <w:tcW w:w="2198" w:type="dxa"/>
           </w:tcPr>
           <w:p>
             <w:pPr>
@@ -64,7 +64,7 @@
         </w:tc>
         <w:tc>
           <w:tcPr>
-            <w:tcW w:w="1869" w:type="dxa"/>
+            <w:tcW w:w="1845" w:type="dxa"/>
           </w:tcPr>
           <w:p>
             <w:r>
@@ -74,7 +74,7 @@
         </w:tc>
         <w:tc>
           <w:tcPr>
-            <w:tcW w:w="1869" w:type="dxa"/>
+            <w:tcW w:w="1780" w:type="dxa"/>
           </w:tcPr>
           <w:p>
             <w:r>
@@ -89,33 +89,79 @@
         </w:trPr>
         <w:tc>
           <w:tcPr>
-            <w:tcW w:w="1869" w:type="dxa"/>
-          </w:tcPr>
-          <w:p/>
-        </w:tc>
-        <w:tc>
-          <w:tcPr>
-            <w:tcW w:w="1869" w:type="dxa"/>
-          </w:tcPr>
-          <w:p/>
-        </w:tc>
-        <w:tc>
-          <w:tcPr>
-            <w:tcW w:w="1869" w:type="dxa"/>
-          </w:tcPr>
-          <w:p/>
-        </w:tc>
-        <w:tc>
-          <w:tcPr>
-            <w:tcW w:w="1869" w:type="dxa"/>
-          </w:tcPr>
-          <w:p/>
-        </w:tc>
-        <w:tc>
-          <w:tcPr>
-            <w:tcW w:w="1869" w:type="dxa"/>
-          </w:tcPr>
-          <w:p/>
+            <w:tcW w:w="1915" w:type="dxa"/>
+            <w:vAlign w:val="center"/>
+          </w:tcPr>
+          <w:p>
+            <w:r>
+              <w:t>Создание шаблона сайта</w:t>
+            </w:r>
+          </w:p>
+        </w:tc>
+        <w:tc>
+          <w:tcPr>
+            <w:tcW w:w="1607" w:type="dxa"/>
+            <w:vAlign w:val="center"/>
+          </w:tcPr>
+          <w:p>
+            <w:pPr>
+              <w:jc w:val="center"/>
+            </w:pPr>
+            <w:r>
+              <w:t>1</w:t>
+            </w:r>
+          </w:p>
+        </w:tc>
+        <w:tc>
+          <w:tcPr>
+            <w:tcW w:w="2198" w:type="dxa"/>
+          </w:tcPr>
+          <w:p>
+            <w:r>
+              <w:t xml:space="preserve">Созданный шаблон сайта в приложении </w:t>
+            </w:r>
+            <w:r>
+              <w:rPr>
+                <w:lang w:val="en-US"/>
+              </w:rPr>
+              <w:t>Figma</w:t>
+            </w:r>
+          </w:p>
+        </w:tc>
+        <w:tc>
+          <w:tcPr>
+            <w:tcW w:w="1845" w:type="dxa"/>
+          </w:tcPr>
+          <w:p>
+            <w:r>
+              <w:t>Был создан удобный шаблон для дальнейшей разработки</w:t>
+            </w:r>
+          </w:p>
+        </w:tc>
+        <w:tc>
+          <w:tcPr>
+            <w:tcW w:w="1780" w:type="dxa"/>
+            <w:vAlign w:val="center"/>
+          </w:tcPr>
+          <w:p>
+            <w:proofErr w:type="spellStart"/>
+            <w:r>
+              <w:t>Риванов</w:t>
+            </w:r>
+            <w:proofErr w:type="spellEnd"/>
+            <w:r>
+              <w:t xml:space="preserve"> В</w:t>
+            </w:r>
+            <w:r>
+              <w:rPr>
+                <w:lang w:val="en-US"/>
+              </w:rPr>
+              <w:t>.</w:t>
+            </w:r>
+            <w:r>
+              <w:t>В</w:t>
+            </w:r>
+          </w:p>
         </w:tc>
       </w:tr>
       <w:tr>
@@ -124,33 +170,74 @@
         </w:trPr>
         <w:tc>
           <w:tcPr>
-            <w:tcW w:w="1869" w:type="dxa"/>
-          </w:tcPr>
-          <w:p/>
-        </w:tc>
-        <w:tc>
-          <w:tcPr>
-            <w:tcW w:w="1869" w:type="dxa"/>
-          </w:tcPr>
-          <w:p/>
-        </w:tc>
-        <w:tc>
-          <w:tcPr>
-            <w:tcW w:w="1869" w:type="dxa"/>
-          </w:tcPr>
-          <w:p/>
-        </w:tc>
-        <w:tc>
-          <w:tcPr>
-            <w:tcW w:w="1869" w:type="dxa"/>
-          </w:tcPr>
-          <w:p/>
-        </w:tc>
-        <w:tc>
-          <w:tcPr>
-            <w:tcW w:w="1869" w:type="dxa"/>
-          </w:tcPr>
-          <w:p/>
+            <w:tcW w:w="1915" w:type="dxa"/>
+            <w:vAlign w:val="center"/>
+          </w:tcPr>
+          <w:p>
+            <w:r>
+              <w:t xml:space="preserve">Верстка сайта </w:t>
+            </w:r>
+            <w:r>
+              <w:rPr>
+                <w:lang w:val="en-US"/>
+              </w:rPr>
+              <w:t>(Frontend)</w:t>
+            </w:r>
+          </w:p>
+        </w:tc>
+        <w:tc>
+          <w:tcPr>
+            <w:tcW w:w="1607" w:type="dxa"/>
+            <w:vAlign w:val="center"/>
+          </w:tcPr>
+          <w:p>
+            <w:pPr>
+              <w:jc w:val="center"/>
+            </w:pPr>
+            <w:r>
+              <w:t>2</w:t>
+            </w:r>
+          </w:p>
+        </w:tc>
+        <w:tc>
+          <w:tcPr>
+            <w:tcW w:w="2198" w:type="dxa"/>
+          </w:tcPr>
+          <w:p>
+            <w:r>
+              <w:t>Создать визуальную часть сайта</w:t>
+            </w:r>
+          </w:p>
+        </w:tc>
+        <w:tc>
+          <w:tcPr>
+            <w:tcW w:w="1845" w:type="dxa"/>
+          </w:tcPr>
+          <w:p>
+            <w:r>
+              <w:t>Была создана визуальная часть сайта на основе макета</w:t>
+            </w:r>
+          </w:p>
+        </w:tc>
+        <w:tc>
+          <w:tcPr>
+            <w:tcW w:w="1780" w:type="dxa"/>
+            <w:vAlign w:val="center"/>
+          </w:tcPr>
+          <w:p>
+            <w:r>
+              <w:t>Вершинин Е</w:t>
+            </w:r>
+            <w:r>
+              <w:rPr>
+                <w:lang w:val="en-US"/>
+              </w:rPr>
+              <w:t>.</w:t>
+            </w:r>
+            <w:r>
+              <w:t>А</w:t>
+            </w:r>
+          </w:p>
         </w:tc>
       </w:tr>
       <w:tr>
@@ -159,33 +246,103 @@
         </w:trPr>
         <w:tc>
           <w:tcPr>
-            <w:tcW w:w="1869" w:type="dxa"/>
-          </w:tcPr>
-          <w:p/>
-        </w:tc>
-        <w:tc>
-          <w:tcPr>
-            <w:tcW w:w="1869" w:type="dxa"/>
-          </w:tcPr>
-          <w:p/>
-        </w:tc>
-        <w:tc>
-          <w:tcPr>
-            <w:tcW w:w="1869" w:type="dxa"/>
-          </w:tcPr>
-          <w:p/>
-        </w:tc>
-        <w:tc>
-          <w:tcPr>
-            <w:tcW w:w="1869" w:type="dxa"/>
-          </w:tcPr>
-          <w:p/>
-        </w:tc>
-        <w:tc>
-          <w:tcPr>
-            <w:tcW w:w="1869" w:type="dxa"/>
-          </w:tcPr>
-          <w:p/>
+            <w:tcW w:w="1915" w:type="dxa"/>
+            <w:vAlign w:val="center"/>
+          </w:tcPr>
+          <w:p>
+            <w:r>
+              <w:t>Создание базы данных</w:t>
+            </w:r>
+          </w:p>
+        </w:tc>
+        <w:tc>
+          <w:tcPr>
+            <w:tcW w:w="1607" w:type="dxa"/>
+            <w:vAlign w:val="center"/>
+          </w:tcPr>
+          <w:p>
+            <w:pPr>
+              <w:jc w:val="center"/>
+            </w:pPr>
+            <w:r>
+              <w:t>3</w:t>
+            </w:r>
+          </w:p>
+        </w:tc>
+        <w:tc>
+          <w:tcPr>
+            <w:tcW w:w="2198" w:type="dxa"/>
+          </w:tcPr>
+          <w:p>
+            <w:r>
+              <w:t xml:space="preserve">Создать полноценную базу данных </w:t>
+            </w:r>
+            <w:r>
+              <w:rPr>
+                <w:lang w:val="en-US"/>
+              </w:rPr>
+              <w:t>Mongo</w:t>
+            </w:r>
+            <w:r>
+              <w:t xml:space="preserve"> </w:t>
+            </w:r>
+            <w:r>
+              <w:rPr>
+                <w:lang w:val="en-US"/>
+              </w:rPr>
+              <w:t>DB</w:t>
+            </w:r>
+          </w:p>
+        </w:tc>
+        <w:tc>
+          <w:tcPr>
+            <w:tcW w:w="1845" w:type="dxa"/>
+          </w:tcPr>
+          <w:p>
+            <w:r>
+              <w:t xml:space="preserve">Была создана база данных для хранения данных платформы на платформе </w:t>
+            </w:r>
+            <w:r>
+              <w:rPr>
+                <w:lang w:val="en-US"/>
+              </w:rPr>
+              <w:t>Mongo</w:t>
+            </w:r>
+            <w:r>
+              <w:t xml:space="preserve"> </w:t>
+            </w:r>
+            <w:r>
+              <w:rPr>
+                <w:lang w:val="en-US"/>
+              </w:rPr>
+              <w:t>DB</w:t>
+            </w:r>
+          </w:p>
+        </w:tc>
+        <w:tc>
+          <w:tcPr>
+            <w:tcW w:w="1780" w:type="dxa"/>
+            <w:vAlign w:val="center"/>
+          </w:tcPr>
+          <w:p>
+            <w:proofErr w:type="spellStart"/>
+            <w:r>
+              <w:t>Риванов</w:t>
+            </w:r>
+            <w:proofErr w:type="spellEnd"/>
+            <w:r>
+              <w:t xml:space="preserve"> В</w:t>
+            </w:r>
+            <w:r>
+              <w:rPr>
+                <w:lang w:val="en-US"/>
+              </w:rPr>
+              <w:t>.</w:t>
+            </w:r>
+            <w:r>
+              <w:t>В</w:t>
+            </w:r>
+          </w:p>
         </w:tc>
       </w:tr>
       <w:tr>
@@ -194,33 +351,83 @@
         </w:trPr>
         <w:tc>
           <w:tcPr>
-            <w:tcW w:w="1869" w:type="dxa"/>
-          </w:tcPr>
-          <w:p/>
-        </w:tc>
-        <w:tc>
-          <w:tcPr>
-            <w:tcW w:w="1869" w:type="dxa"/>
-          </w:tcPr>
-          <w:p/>
-        </w:tc>
-        <w:tc>
-          <w:tcPr>
-            <w:tcW w:w="1869" w:type="dxa"/>
-          </w:tcPr>
-          <w:p/>
-        </w:tc>
-        <w:tc>
-          <w:tcPr>
-            <w:tcW w:w="1869" w:type="dxa"/>
-          </w:tcPr>
-          <w:p/>
-        </w:tc>
-        <w:tc>
-          <w:tcPr>
-            <w:tcW w:w="1869" w:type="dxa"/>
-          </w:tcPr>
-          <w:p/>
+            <w:tcW w:w="1915" w:type="dxa"/>
+            <w:vAlign w:val="center"/>
+          </w:tcPr>
+          <w:p>
+            <w:r>
+              <w:t>Создание технической части проекта (</w:t>
+            </w:r>
+            <w:r>
+              <w:rPr>
+                <w:lang w:val="en-US"/>
+              </w:rPr>
+              <w:t>Backend</w:t>
+            </w:r>
+            <w:r>
+              <w:t>)</w:t>
+            </w:r>
+          </w:p>
+        </w:tc>
+        <w:tc>
+          <w:tcPr>
+            <w:tcW w:w="1607" w:type="dxa"/>
+            <w:vAlign w:val="center"/>
+          </w:tcPr>
+          <w:p>
+            <w:pPr>
+              <w:jc w:val="center"/>
+            </w:pPr>
+            <w:r>
+              <w:t>4</w:t>
+            </w:r>
+          </w:p>
+        </w:tc>
+        <w:tc>
+          <w:tcPr>
+            <w:tcW w:w="2198" w:type="dxa"/>
+          </w:tcPr>
+          <w:p>
+            <w:r>
+              <w:t xml:space="preserve">Создать </w:t>
+            </w:r>
+            <w:r>
+              <w:t>техническую</w:t>
+            </w:r>
+            <w:r>
+              <w:t xml:space="preserve"> часть сайта</w:t>
+            </w:r>
+          </w:p>
+        </w:tc>
+        <w:tc>
+          <w:tcPr>
+            <w:tcW w:w="1845" w:type="dxa"/>
+          </w:tcPr>
+          <w:p>
+            <w:r>
+              <w:t>Была создана полноценная техническая часть сайта</w:t>
+            </w:r>
+          </w:p>
+        </w:tc>
+        <w:tc>
+          <w:tcPr>
+            <w:tcW w:w="1780" w:type="dxa"/>
+            <w:vAlign w:val="center"/>
+          </w:tcPr>
+          <w:p>
+            <w:r>
+              <w:t>Вершинин Е</w:t>
+            </w:r>
+            <w:r>
+              <w:rPr>
+                <w:lang w:val="en-US"/>
+              </w:rPr>
+              <w:t>.</w:t>
+            </w:r>
+            <w:r>
+              <w:t>А</w:t>
+            </w:r>
+          </w:p>
         </w:tc>
       </w:tr>
       <w:tr>
@@ -229,33 +436,344 @@
         </w:trPr>
         <w:tc>
           <w:tcPr>
-            <w:tcW w:w="1869" w:type="dxa"/>
+            <w:tcW w:w="1915" w:type="dxa"/>
+            <w:vAlign w:val="center"/>
+          </w:tcPr>
+          <w:p>
+            <w:r>
+              <w:t>Реализация сообщества</w:t>
+            </w:r>
+          </w:p>
+        </w:tc>
+        <w:tc>
+          <w:tcPr>
+            <w:tcW w:w="1607" w:type="dxa"/>
+            <w:vAlign w:val="center"/>
+          </w:tcPr>
+          <w:p>
+            <w:pPr>
+              <w:jc w:val="center"/>
+            </w:pPr>
+            <w:r>
+              <w:t>5</w:t>
+            </w:r>
+          </w:p>
+        </w:tc>
+        <w:tc>
+          <w:tcPr>
+            <w:tcW w:w="2198" w:type="dxa"/>
+          </w:tcPr>
+          <w:p>
+            <w:r>
+              <w:t xml:space="preserve">Создать сообщество режима </w:t>
+            </w:r>
+            <w:r>
+              <w:rPr>
+                <w:lang w:val="en-US"/>
+              </w:rPr>
+              <w:t>Real</w:t>
+            </w:r>
+            <w:r>
+              <w:t>-</w:t>
+            </w:r>
+            <w:r>
+              <w:rPr>
+                <w:lang w:val="en-US"/>
+              </w:rPr>
+              <w:t>Time</w:t>
+            </w:r>
+          </w:p>
+        </w:tc>
+        <w:tc>
+          <w:tcPr>
+            <w:tcW w:w="1845" w:type="dxa"/>
+          </w:tcPr>
+          <w:p>
+            <w:r>
+              <w:t>Был создан прототип сообщества</w:t>
+            </w:r>
+          </w:p>
+        </w:tc>
+        <w:tc>
+          <w:tcPr>
+            <w:tcW w:w="1780" w:type="dxa"/>
+            <w:vAlign w:val="center"/>
+          </w:tcPr>
+          <w:p>
+            <w:r>
+              <w:t>Вершинин Е</w:t>
+            </w:r>
+            <w:r>
+              <w:rPr>
+                <w:lang w:val="en-US"/>
+              </w:rPr>
+              <w:t>.</w:t>
+            </w:r>
+            <w:r>
+              <w:t>А</w:t>
+            </w:r>
+          </w:p>
+        </w:tc>
+      </w:tr>
+      <w:tr>
+        <w:trPr>
+          <w:jc w:val="center"/>
+        </w:trPr>
+        <w:tc>
+          <w:tcPr>
+            <w:tcW w:w="1915" w:type="dxa"/>
+            <w:vAlign w:val="center"/>
+          </w:tcPr>
+          <w:p>
+            <w:r>
+              <w:t>Наполнение сайта</w:t>
+            </w:r>
+          </w:p>
+        </w:tc>
+        <w:tc>
+          <w:tcPr>
+            <w:tcW w:w="1607" w:type="dxa"/>
+            <w:vAlign w:val="center"/>
+          </w:tcPr>
+          <w:p>
+            <w:pPr>
+              <w:jc w:val="center"/>
+            </w:pPr>
+            <w:r>
+              <w:t>6</w:t>
+            </w:r>
+          </w:p>
+        </w:tc>
+        <w:tc>
+          <w:tcPr>
+            <w:tcW w:w="2198" w:type="dxa"/>
+          </w:tcPr>
+          <w:p>
+            <w:r>
+              <w:t>Наполнить базу данных данными</w:t>
+            </w:r>
+          </w:p>
+        </w:tc>
+        <w:tc>
+          <w:tcPr>
+            <w:tcW w:w="1845" w:type="dxa"/>
+          </w:tcPr>
+          <w:p>
+            <w:r>
+              <w:t>Наполненная данными база данных</w:t>
+            </w:r>
+          </w:p>
+        </w:tc>
+        <w:tc>
+          <w:tcPr>
+            <w:tcW w:w="1780" w:type="dxa"/>
+            <w:vAlign w:val="center"/>
+          </w:tcPr>
+          <w:p>
+            <w:r>
+              <w:t>Вершинин Е.А</w:t>
+            </w:r>
+          </w:p>
+          <w:p>
+            <w:proofErr w:type="spellStart"/>
+            <w:r>
+              <w:t>Риванов</w:t>
+            </w:r>
+            <w:proofErr w:type="spellEnd"/>
+            <w:r>
+              <w:t xml:space="preserve"> В.В</w:t>
+            </w:r>
+          </w:p>
+        </w:tc>
+      </w:tr>
+      <w:tr>
+        <w:trPr>
+          <w:jc w:val="center"/>
+        </w:trPr>
+        <w:tc>
+          <w:tcPr>
+            <w:tcW w:w="1915" w:type="dxa"/>
+            <w:vAlign w:val="center"/>
+          </w:tcPr>
+          <w:p>
+            <w:r>
+              <w:t>Тестирование</w:t>
+            </w:r>
+          </w:p>
+        </w:tc>
+        <w:tc>
+          <w:tcPr>
+            <w:tcW w:w="1607" w:type="dxa"/>
+            <w:vAlign w:val="center"/>
+          </w:tcPr>
+          <w:p>
+            <w:pPr>
+              <w:jc w:val="center"/>
+            </w:pPr>
+            <w:r>
+              <w:t>7</w:t>
+            </w:r>
+          </w:p>
+        </w:tc>
+        <w:tc>
+          <w:tcPr>
+            <w:tcW w:w="2198" w:type="dxa"/>
+          </w:tcPr>
+          <w:p>
+            <w:r>
+              <w:t>Протестировать работоспособность системы</w:t>
+            </w:r>
+          </w:p>
+        </w:tc>
+        <w:tc>
+          <w:tcPr>
+            <w:tcW w:w="1845" w:type="dxa"/>
+          </w:tcPr>
+          <w:p>
+            <w:r>
+              <w:t>Система прошла все тесты</w:t>
+            </w:r>
+            <w:r>
+              <w:t xml:space="preserve">, </w:t>
+            </w:r>
+            <w:r>
+              <w:t>произведенные сотрудниками</w:t>
+            </w:r>
+          </w:p>
+        </w:tc>
+        <w:tc>
+          <w:tcPr>
+            <w:tcW w:w="1780" w:type="dxa"/>
+            <w:vAlign w:val="center"/>
+          </w:tcPr>
+          <w:p>
+            <w:r>
+              <w:t>Вершинин Е.А</w:t>
+            </w:r>
+          </w:p>
+          <w:p>
+            <w:proofErr w:type="spellStart"/>
+            <w:r>
+              <w:t>Риванов</w:t>
+            </w:r>
+            <w:proofErr w:type="spellEnd"/>
+            <w:r>
+              <w:t xml:space="preserve"> В.В</w:t>
+            </w:r>
+          </w:p>
+        </w:tc>
+      </w:tr>
+      <w:tr>
+        <w:trPr>
+          <w:jc w:val="center"/>
+        </w:trPr>
+        <w:tc>
+          <w:tcPr>
+            <w:tcW w:w="1915" w:type="dxa"/>
+            <w:vAlign w:val="center"/>
+          </w:tcPr>
+          <w:p>
+            <w:r>
+              <w:t>Подведение итогов</w:t>
+            </w:r>
+          </w:p>
+        </w:tc>
+        <w:tc>
+          <w:tcPr>
+            <w:tcW w:w="1607" w:type="dxa"/>
+            <w:vAlign w:val="center"/>
+          </w:tcPr>
+          <w:p>
+            <w:pPr>
+              <w:jc w:val="center"/>
+            </w:pPr>
+            <w:r>
+              <w:t>8</w:t>
+            </w:r>
+          </w:p>
+        </w:tc>
+        <w:tc>
+          <w:tcPr>
+            <w:tcW w:w="2198" w:type="dxa"/>
+          </w:tcPr>
+          <w:p>
+            <w:r>
+              <w:t>Составить все отчеты</w:t>
+            </w:r>
+          </w:p>
+        </w:tc>
+        <w:tc>
+          <w:tcPr>
+            <w:tcW w:w="1845" w:type="dxa"/>
+          </w:tcPr>
+          <w:p>
+            <w:r>
+              <w:t>Составлены все отчеты</w:t>
+            </w:r>
+          </w:p>
+        </w:tc>
+        <w:tc>
+          <w:tcPr>
+            <w:tcW w:w="1780" w:type="dxa"/>
+            <w:vAlign w:val="center"/>
+          </w:tcPr>
+          <w:p>
+            <w:r>
+              <w:t>Вершинин Е.А</w:t>
+            </w:r>
+          </w:p>
+          <w:p>
+            <w:proofErr w:type="spellStart"/>
+            <w:r>
+              <w:t>Риванов</w:t>
+            </w:r>
+            <w:proofErr w:type="spellEnd"/>
+            <w:r>
+              <w:t xml:space="preserve"> В.В</w:t>
+            </w:r>
+          </w:p>
+        </w:tc>
+      </w:tr>
+      <w:tr>
+        <w:trPr>
+          <w:jc w:val="center"/>
+        </w:trPr>
+        <w:tc>
+          <w:tcPr>
+            <w:tcW w:w="5720" w:type="dxa"/>
+            <w:gridSpan w:val="3"/>
           </w:tcPr>
           <w:p/>
         </w:tc>
         <w:tc>
           <w:tcPr>
-            <w:tcW w:w="1869" w:type="dxa"/>
-          </w:tcPr>
-          <w:p/>
-        </w:tc>
-        <w:tc>
-          <w:tcPr>
-            <w:tcW w:w="1869" w:type="dxa"/>
-          </w:tcPr>
-          <w:p/>
-        </w:tc>
-        <w:tc>
-          <w:tcPr>
-            <w:tcW w:w="1869" w:type="dxa"/>
-          </w:tcPr>
-          <w:p/>
-        </w:tc>
-        <w:tc>
-          <w:tcPr>
-            <w:tcW w:w="1869" w:type="dxa"/>
-          </w:tcPr>
-          <w:p/>
+            <w:tcW w:w="1845" w:type="dxa"/>
+          </w:tcPr>
+          <w:p>
+            <w:pPr>
+              <w:rPr>
+                <w:b/>
+                <w:bCs/>
+              </w:rPr>
+            </w:pPr>
+            <w:r>
+              <w:rPr>
+                <w:b/>
+                <w:bCs/>
+              </w:rPr>
+              <w:t>ИТОГ</w:t>
+            </w:r>
+          </w:p>
+        </w:tc>
+        <w:tc>
+          <w:tcPr>
+            <w:tcW w:w="1780" w:type="dxa"/>
+          </w:tcPr>
+          <w:p>
+            <w:r>
+              <w:t>Задачи выполнены</w:t>
+            </w:r>
+          </w:p>
         </w:tc>
       </w:tr>
     </w:tbl>
@@ -873,7 +1391,6 @@
   <w:style w:type="character" w:default="1" w:styleId="a0">
     <w:name w:val="Default Paragraph Font"/>
     <w:uiPriority w:val="1"/>
-    <w:semiHidden/>
     <w:unhideWhenUsed/>
   </w:style>
   <w:style w:type="table" w:default="1" w:styleId="a1">
